--- a/downloads/teacher/04 Units/Unit 03 - Human Development and Relationships - Growing Up, Getting Along/Lesson 03.05 - Self-Concept Self-Image and the Filtered Life.docx
+++ b/downloads/teacher/04 Units/Unit 03 - Human Development and Relationships - Growing Up, Getting Along/Lesson 03.05 - Self-Concept Self-Image and the Filtered Life.docx
@@ -369,23 +369,41 @@
       <w:r>
         <w:t xml:space="preserve">By the end of this lesson, students will be able to:</w:t>
       </w:r>
-      <w:r>
-        <w:t xml:space="preserve"> </w:t>
-      </w:r>
-      <w:r>
-        <w:t xml:space="preserve">1. (Low) Define self-concept and self-image in their own words and list four factors that build or dent each.</w:t>
-      </w:r>
-      <w:r>
-        <w:t xml:space="preserve"> </w:t>
-      </w:r>
-      <w:r>
-        <w:t xml:space="preserve">2. (Mid) Given an unedited and an edited version of the same photo described in words, identify five changes the edit made and explain what each change is designed to make a viewer feel.</w:t>
-      </w:r>
-      <w:r>
-        <w:t xml:space="preserve"> </w:t>
-      </w:r>
-      <w:r>
-        <w:t xml:space="preserve">3. (High) Rewrite six negative self-talk lines as accurate, positive lines and judge which rewrite would actually change what they do tomorrow, with a reason.</w:t>
+    </w:p>
+    <w:p>
+      <w:pPr>
+        <w:numPr>
+          <w:ilvl w:val="0"/>
+          <w:numId w:val="1002"/>
+        </w:numPr>
+        <w:pStyle w:val="Compact"/>
+      </w:pPr>
+      <w:r>
+        <w:t xml:space="preserve">(Low) Define self-concept and self-image in their own words and list four factors that build or dent each.</w:t>
+      </w:r>
+    </w:p>
+    <w:p>
+      <w:pPr>
+        <w:numPr>
+          <w:ilvl w:val="0"/>
+          <w:numId w:val="1002"/>
+        </w:numPr>
+        <w:pStyle w:val="Compact"/>
+      </w:pPr>
+      <w:r>
+        <w:t xml:space="preserve">(Mid) Given an unedited and an edited version of the same photo described in words, identify five changes the edit made and explain what each change is designed to make a viewer feel.</w:t>
+      </w:r>
+    </w:p>
+    <w:p>
+      <w:pPr>
+        <w:numPr>
+          <w:ilvl w:val="0"/>
+          <w:numId w:val="1002"/>
+        </w:numPr>
+        <w:pStyle w:val="Compact"/>
+      </w:pPr>
+      <w:r>
+        <w:t xml:space="preserve">(High) Rewrite six negative self-talk lines as accurate, positive lines and judge which rewrite would actually change what they do tomorrow, with a reason.</w:t>
       </w:r>
     </w:p>
     <w:p>
@@ -435,7 +453,7 @@
       <w:pPr>
         <w:numPr>
           <w:ilvl w:val="0"/>
-          <w:numId w:val="1002"/>
+          <w:numId w:val="1003"/>
         </w:numPr>
         <w:pStyle w:val="Compact"/>
       </w:pPr>
@@ -453,7 +471,7 @@
       <w:pPr>
         <w:numPr>
           <w:ilvl w:val="0"/>
-          <w:numId w:val="1002"/>
+          <w:numId w:val="1003"/>
         </w:numPr>
         <w:pStyle w:val="Compact"/>
       </w:pPr>
@@ -480,7 +498,7 @@
       <w:pPr>
         <w:numPr>
           <w:ilvl w:val="0"/>
-          <w:numId w:val="1002"/>
+          <w:numId w:val="1003"/>
         </w:numPr>
         <w:pStyle w:val="Compact"/>
       </w:pPr>
@@ -492,7 +510,7 @@
       <w:pPr>
         <w:numPr>
           <w:ilvl w:val="0"/>
-          <w:numId w:val="1002"/>
+          <w:numId w:val="1003"/>
         </w:numPr>
         <w:pStyle w:val="Compact"/>
       </w:pPr>
@@ -504,7 +522,7 @@
       <w:pPr>
         <w:numPr>
           <w:ilvl w:val="0"/>
-          <w:numId w:val="1002"/>
+          <w:numId w:val="1003"/>
         </w:numPr>
         <w:pStyle w:val="Compact"/>
       </w:pPr>
@@ -516,7 +534,7 @@
       <w:pPr>
         <w:numPr>
           <w:ilvl w:val="0"/>
-          <w:numId w:val="1002"/>
+          <w:numId w:val="1003"/>
         </w:numPr>
         <w:pStyle w:val="Compact"/>
       </w:pPr>
@@ -988,49 +1006,85 @@
       <w:r>
         <w:t xml:space="preserve">Monitor understanding:</w:t>
       </w:r>
-      <w:r>
-        <w:t xml:space="preserve"> </w:t>
-      </w:r>
-      <w:r>
-        <w:t xml:space="preserve">- What is the difference between self-concept and self-image?</w:t>
-      </w:r>
-      <w:r>
-        <w:t xml:space="preserve"> </w:t>
-      </w:r>
-      <w:r>
-        <w:t xml:space="preserve">- Name two things that build self-concept and two that dent it.</w:t>
-      </w:r>
-      <w:r>
-        <w:t xml:space="preserve"> </w:t>
-      </w:r>
-      <w:r>
-        <w:t xml:space="preserve">- Which of the five edits in the photo was the one you noticed last? Why do you think it was hidden?</w:t>
-      </w:r>
-    </w:p>
-    <w:p>
-      <w:pPr>
-        <w:pStyle w:val="BodyText"/>
+    </w:p>
+    <w:p>
+      <w:pPr>
+        <w:numPr>
+          <w:ilvl w:val="0"/>
+          <w:numId w:val="1004"/>
+        </w:numPr>
+        <w:pStyle w:val="Compact"/>
+      </w:pPr>
+      <w:r>
+        <w:t xml:space="preserve">What is the difference between self-concept and self-image?</w:t>
+      </w:r>
+    </w:p>
+    <w:p>
+      <w:pPr>
+        <w:numPr>
+          <w:ilvl w:val="0"/>
+          <w:numId w:val="1004"/>
+        </w:numPr>
+        <w:pStyle w:val="Compact"/>
+      </w:pPr>
+      <w:r>
+        <w:t xml:space="preserve">Name two things that build self-concept and two that dent it.</w:t>
+      </w:r>
+    </w:p>
+    <w:p>
+      <w:pPr>
+        <w:numPr>
+          <w:ilvl w:val="0"/>
+          <w:numId w:val="1004"/>
+        </w:numPr>
+        <w:pStyle w:val="Compact"/>
+      </w:pPr>
+      <w:r>
+        <w:t xml:space="preserve">Which of the five edits in the photo was the one you noticed last? Why do you think it was hidden?</w:t>
+      </w:r>
+    </w:p>
+    <w:p>
+      <w:pPr>
+        <w:pStyle w:val="FirstParagraph"/>
       </w:pPr>
       <w:r>
         <w:t xml:space="preserve">Deepen learning:</w:t>
       </w:r>
-      <w:r>
-        <w:t xml:space="preserve"> </w:t>
-      </w:r>
-      <w:r>
-        <w:t xml:space="preserve">- If you know a photo is edited, does it still change how you feel? Why might it?</w:t>
-      </w:r>
-      <w:r>
-        <w:t xml:space="preserve"> </w:t>
-      </w:r>
-      <w:r>
-        <w:t xml:space="preserve">- Self-talk is the one builder you control. What would it take to actually change the sentence in your head, not just on paper?</w:t>
-      </w:r>
-      <w:r>
-        <w:t xml:space="preserve"> </w:t>
-      </w:r>
-      <w:r>
-        <w:t xml:space="preserve">- The first character in the interview may be a great person having a bad day. What does that tell you about how much a first impression really knows?</w:t>
+    </w:p>
+    <w:p>
+      <w:pPr>
+        <w:numPr>
+          <w:ilvl w:val="0"/>
+          <w:numId w:val="1005"/>
+        </w:numPr>
+        <w:pStyle w:val="Compact"/>
+      </w:pPr>
+      <w:r>
+        <w:t xml:space="preserve">If you know a photo is edited, does it still change how you feel? Why might it?</w:t>
+      </w:r>
+    </w:p>
+    <w:p>
+      <w:pPr>
+        <w:numPr>
+          <w:ilvl w:val="0"/>
+          <w:numId w:val="1005"/>
+        </w:numPr>
+        <w:pStyle w:val="Compact"/>
+      </w:pPr>
+      <w:r>
+        <w:t xml:space="preserve">Self-talk is the one builder you control. What would it take to actually change the sentence in your head, not just on paper?</w:t>
+      </w:r>
+    </w:p>
+    <w:p>
+      <w:pPr>
+        <w:numPr>
+          <w:ilvl w:val="0"/>
+          <w:numId w:val="1005"/>
+        </w:numPr>
+        <w:pStyle w:val="Compact"/>
+      </w:pPr>
+      <w:r>
+        <w:t xml:space="preserve">The first character in the interview may be a great person having a bad day. What does that tell you about how much a first impression really knows?</w:t>
       </w:r>
     </w:p>
     <w:p>
@@ -1269,7 +1323,7 @@
       <w:pPr>
         <w:numPr>
           <w:ilvl w:val="0"/>
-          <w:numId w:val="1003"/>
+          <w:numId w:val="1006"/>
         </w:numPr>
         <w:pStyle w:val="Compact"/>
       </w:pPr>
@@ -1313,7 +1367,7 @@
       <w:pPr>
         <w:numPr>
           <w:ilvl w:val="0"/>
-          <w:numId w:val="1003"/>
+          <w:numId w:val="1006"/>
         </w:numPr>
         <w:pStyle w:val="Compact"/>
       </w:pPr>
@@ -1325,7 +1379,7 @@
       <w:pPr>
         <w:numPr>
           <w:ilvl w:val="0"/>
-          <w:numId w:val="1003"/>
+          <w:numId w:val="1006"/>
         </w:numPr>
         <w:pStyle w:val="Compact"/>
       </w:pPr>
@@ -1337,7 +1391,7 @@
       <w:pPr>
         <w:numPr>
           <w:ilvl w:val="0"/>
-          <w:numId w:val="1003"/>
+          <w:numId w:val="1006"/>
         </w:numPr>
         <w:pStyle w:val="Compact"/>
       </w:pPr>
@@ -1349,7 +1403,7 @@
       <w:pPr>
         <w:numPr>
           <w:ilvl w:val="0"/>
-          <w:numId w:val="1003"/>
+          <w:numId w:val="1006"/>
         </w:numPr>
         <w:pStyle w:val="Compact"/>
       </w:pPr>
@@ -1361,7 +1415,7 @@
       <w:pPr>
         <w:numPr>
           <w:ilvl w:val="0"/>
-          <w:numId w:val="1003"/>
+          <w:numId w:val="1006"/>
         </w:numPr>
         <w:pStyle w:val="Compact"/>
       </w:pPr>
@@ -1713,7 +1767,7 @@
       <w:pPr>
         <w:numPr>
           <w:ilvl w:val="0"/>
-          <w:numId w:val="1004"/>
+          <w:numId w:val="1007"/>
         </w:numPr>
         <w:pStyle w:val="Compact"/>
       </w:pPr>
@@ -1737,7 +1791,7 @@
       <w:pPr>
         <w:numPr>
           <w:ilvl w:val="0"/>
-          <w:numId w:val="1004"/>
+          <w:numId w:val="1007"/>
         </w:numPr>
         <w:pStyle w:val="Compact"/>
       </w:pPr>
@@ -1749,7 +1803,7 @@
       <w:pPr>
         <w:numPr>
           <w:ilvl w:val="0"/>
-          <w:numId w:val="1004"/>
+          <w:numId w:val="1007"/>
         </w:numPr>
         <w:pStyle w:val="Compact"/>
       </w:pPr>
@@ -1773,7 +1827,7 @@
       <w:pPr>
         <w:numPr>
           <w:ilvl w:val="0"/>
-          <w:numId w:val="1004"/>
+          <w:numId w:val="1007"/>
         </w:numPr>
         <w:pStyle w:val="Compact"/>
       </w:pPr>
@@ -1785,7 +1839,7 @@
       <w:pPr>
         <w:numPr>
           <w:ilvl w:val="0"/>
-          <w:numId w:val="1004"/>
+          <w:numId w:val="1007"/>
         </w:numPr>
         <w:pStyle w:val="Compact"/>
       </w:pPr>
@@ -1843,7 +1897,7 @@
       <w:pPr>
         <w:numPr>
           <w:ilvl w:val="0"/>
-          <w:numId w:val="1005"/>
+          <w:numId w:val="1008"/>
         </w:numPr>
         <w:pStyle w:val="Compact"/>
       </w:pPr>
@@ -1891,7 +1945,7 @@
       <w:pPr>
         <w:numPr>
           <w:ilvl w:val="0"/>
-          <w:numId w:val="1005"/>
+          <w:numId w:val="1008"/>
         </w:numPr>
         <w:pStyle w:val="Compact"/>
       </w:pPr>
@@ -1903,7 +1957,7 @@
       <w:pPr>
         <w:numPr>
           <w:ilvl w:val="0"/>
-          <w:numId w:val="1005"/>
+          <w:numId w:val="1008"/>
         </w:numPr>
         <w:pStyle w:val="Compact"/>
       </w:pPr>
@@ -1933,7 +1987,7 @@
       <w:pPr>
         <w:numPr>
           <w:ilvl w:val="0"/>
-          <w:numId w:val="1005"/>
+          <w:numId w:val="1008"/>
         </w:numPr>
         <w:pStyle w:val="Compact"/>
       </w:pPr>
@@ -1945,7 +1999,7 @@
       <w:pPr>
         <w:numPr>
           <w:ilvl w:val="0"/>
-          <w:numId w:val="1005"/>
+          <w:numId w:val="1008"/>
         </w:numPr>
         <w:pStyle w:val="Compact"/>
       </w:pPr>
@@ -2241,6 +2295,118 @@
       </w:pPr>
     </w:lvl>
   </w:abstractNum>
+  <w:abstractNum w:abstractNumId="99411">
+    <w:nsid w:val="71315dca"/>
+    <w:multiLevelType w:val="multilevel"/>
+    <w:lvl w:ilvl="0">
+      <w:start w:val="1"/>
+      <w:numFmt w:val="decimal"/>
+      <w:lvlText w:val="%1."/>
+      <w:lvlJc w:val="left"/>
+      <w:pPr>
+        <w:tabs>
+          <w:tab w:val="num" w:pos="0"/>
+        </w:tabs>
+        <w:ind w:left="480" w:hanging="480"/>
+      </w:pPr>
+    </w:lvl>
+    <w:lvl w:ilvl="1">
+      <w:start w:val="1"/>
+      <w:numFmt w:val="decimal"/>
+      <w:lvlText w:val="%2."/>
+      <w:lvlJc w:val="left"/>
+      <w:pPr>
+        <w:tabs>
+          <w:tab w:val="num" w:pos="720"/>
+        </w:tabs>
+        <w:ind w:left="1200" w:hanging="480"/>
+      </w:pPr>
+    </w:lvl>
+    <w:lvl w:ilvl="2">
+      <w:start w:val="1"/>
+      <w:numFmt w:val="decimal"/>
+      <w:lvlText w:val="%3."/>
+      <w:lvlJc w:val="left"/>
+      <w:pPr>
+        <w:tabs>
+          <w:tab w:val="num" w:pos="1440"/>
+        </w:tabs>
+        <w:ind w:left="1920" w:hanging="480"/>
+      </w:pPr>
+    </w:lvl>
+    <w:lvl w:ilvl="3">
+      <w:start w:val="1"/>
+      <w:numFmt w:val="decimal"/>
+      <w:lvlText w:val="%4."/>
+      <w:lvlJc w:val="left"/>
+      <w:pPr>
+        <w:tabs>
+          <w:tab w:val="num" w:pos="2160"/>
+        </w:tabs>
+        <w:ind w:left="2640" w:hanging="480"/>
+      </w:pPr>
+    </w:lvl>
+    <w:lvl w:ilvl="4">
+      <w:start w:val="1"/>
+      <w:numFmt w:val="decimal"/>
+      <w:lvlText w:val="%5."/>
+      <w:lvlJc w:val="left"/>
+      <w:pPr>
+        <w:tabs>
+          <w:tab w:val="num" w:pos="2880"/>
+        </w:tabs>
+        <w:ind w:left="3360" w:hanging="480"/>
+      </w:pPr>
+    </w:lvl>
+    <w:lvl w:ilvl="5">
+      <w:start w:val="1"/>
+      <w:numFmt w:val="decimal"/>
+      <w:lvlText w:val="%6."/>
+      <w:lvlJc w:val="left"/>
+      <w:pPr>
+        <w:tabs>
+          <w:tab w:val="num" w:pos="3600"/>
+        </w:tabs>
+        <w:ind w:left="4080" w:hanging="480"/>
+      </w:pPr>
+    </w:lvl>
+    <w:lvl w:ilvl="6">
+      <w:start w:val="1"/>
+      <w:numFmt w:val="decimal"/>
+      <w:lvlText w:val="%7."/>
+      <w:lvlJc w:val="left"/>
+      <w:pPr>
+        <w:tabs>
+          <w:tab w:val="num" w:pos="4320"/>
+        </w:tabs>
+        <w:ind w:left="4800" w:hanging="480"/>
+      </w:pPr>
+    </w:lvl>
+    <w:lvl w:ilvl="7">
+      <w:start w:val="1"/>
+      <w:numFmt w:val="decimal"/>
+      <w:lvlText w:val="%8."/>
+      <w:lvlJc w:val="left"/>
+      <w:pPr>
+        <w:tabs>
+          <w:tab w:val="num" w:pos="5040"/>
+        </w:tabs>
+        <w:ind w:left="5520" w:hanging="480"/>
+      </w:pPr>
+    </w:lvl>
+    <w:lvl w:ilvl="8">
+      <w:start w:val="1"/>
+      <w:numFmt w:val="decimal"/>
+      <w:lvlText w:val="%9."/>
+      <w:lvlJc w:val="left"/>
+      <w:pPr>
+        <w:tabs>
+          <w:tab w:val="num" w:pos="5760"/>
+        </w:tabs>
+        <w:ind w:left="6240" w:hanging="480"/>
+      </w:pPr>
+    </w:lvl>
+  </w:abstractNum>
   <w:num w:numId="1000">
     <w:abstractNumId w:val="990"/>
   </w:num>
@@ -2248,7 +2414,34 @@
     <w:abstractNumId w:val="991"/>
   </w:num>
   <w:num w:numId="1002">
-    <w:abstractNumId w:val="991"/>
+    <w:abstractNumId w:val="99411"/>
+    <w:lvlOverride w:ilvl="0">
+      <w:startOverride w:val="1"/>
+    </w:lvlOverride>
+    <w:lvlOverride w:ilvl="1">
+      <w:startOverride w:val="1"/>
+    </w:lvlOverride>
+    <w:lvlOverride w:ilvl="2">
+      <w:startOverride w:val="1"/>
+    </w:lvlOverride>
+    <w:lvlOverride w:ilvl="3">
+      <w:startOverride w:val="1"/>
+    </w:lvlOverride>
+    <w:lvlOverride w:ilvl="4">
+      <w:startOverride w:val="1"/>
+    </w:lvlOverride>
+    <w:lvlOverride w:ilvl="5">
+      <w:startOverride w:val="1"/>
+    </w:lvlOverride>
+    <w:lvlOverride w:ilvl="6">
+      <w:startOverride w:val="1"/>
+    </w:lvlOverride>
+    <w:lvlOverride w:ilvl="7">
+      <w:startOverride w:val="1"/>
+    </w:lvlOverride>
+    <w:lvlOverride w:ilvl="8">
+      <w:startOverride w:val="1"/>
+    </w:lvlOverride>
   </w:num>
   <w:num w:numId="1003">
     <w:abstractNumId w:val="991"/>
@@ -2257,6 +2450,15 @@
     <w:abstractNumId w:val="991"/>
   </w:num>
   <w:num w:numId="1005">
+    <w:abstractNumId w:val="991"/>
+  </w:num>
+  <w:num w:numId="1006">
+    <w:abstractNumId w:val="991"/>
+  </w:num>
+  <w:num w:numId="1007">
+    <w:abstractNumId w:val="991"/>
+  </w:num>
+  <w:num w:numId="1008">
     <w:abstractNumId w:val="991"/>
   </w:num>
 </w:numbering>

--- a/downloads/teacher/04 Units/Unit 03 - Human Development and Relationships - Growing Up, Getting Along/Lesson 03.05 - Self-Concept Self-Image and the Filtered Life.docx
+++ b/downloads/teacher/04 Units/Unit 03 - Human Development and Relationships - Growing Up, Getting Along/Lesson 03.05 - Self-Concept Self-Image and the Filtered Life.docx
@@ -491,7 +491,7 @@
         <w:t xml:space="preserve"> </w:t>
       </w:r>
       <w:r>
-        <w:t xml:space="preserve">(slide 6 and 7 are the photo pair, described in words on the outline; Sal may use a real pair of his own hand or a mug, never a student and never a body)</w:t>
+        <w:t xml:space="preserve">(slides 6 and 7 are the photo pair, described in words on the outline; I may use a real pair of my own hand or a mug, never a student and never a body)</w:t>
       </w:r>
     </w:p>
     <w:p>
@@ -539,7 +539,7 @@
         <w:pStyle w:val="Compact"/>
       </w:pPr>
       <w:r>
-        <w:t xml:space="preserve">Setup notes: none beyond the slides. If Sal wants a real edited pair on screen, photograph an object (a coffee mug on a desk) and run it through a filter: brighten, blur the background, smooth the surface, crop. The lesson never edits a person.</w:t>
+        <w:t xml:space="preserve">Setup notes: none beyond the slides. If I want a real edited pair on screen, I photograph an object (a coffee mug on a desk) and run it through a filter: brighten, blur the background, smooth the surface, crop. The lesson never edits a person.</w:t>
       </w:r>
     </w:p>
     <w:p>
@@ -961,7 +961,7 @@
               <w:jc w:val="left"/>
             </w:pPr>
             <w:r>
-              <w:t xml:space="preserve">Slide 10 and 11. Self-image goes both ways: you also send one. Four channels: appearance (clean, put together, not fancy), words (what you say and how), nonverbal (eye contact, posture, phone down), behavior (on time, follows through). Two fictional characters walk into the same interview described in words, one on the phone and slumped, one with a greeting and eye contact; before a question is asked the interviewer has an impression. The rule: a first impression takes seconds and can be changed with actions over time. Say that Lesson 3.9 picks this up online and Lesson 3.13 picks it up with friends.</w:t>
+              <w:t xml:space="preserve">Slides 10 and 11. Self-image goes both ways: you also send one. Four channels: appearance (clean, put together, not fancy), words (what you say and how), nonverbal (eye contact, posture, phone down), behavior (on time, follows through). Two fictional characters walk into the same interview described in words, one on the phone and slumped, one with a greeting and eye contact; before a question is asked the interviewer has an impression. The rule: a first impression takes seconds and can be changed with actions over time. Say that Lesson 3.9 picks this up online and Lesson 3.13 picks it up with friends.</w:t>
             </w:r>
           </w:p>
         </w:tc>
@@ -1743,15 +1743,6 @@
       <w:r>
         <w:t xml:space="preserve">number real.</w:t>
       </w:r>
-      <w:r>
-        <w:t xml:space="preserve"> </w:t>
-      </w:r>
-      <w:r>
-        <w:rPr>
-          <w:rStyle w:val="TeacherNote"/>
-        </w:rPr>
-        <w:t xml:space="preserve">[Sal: your Brentwood personal branding unit had a first impressions lab with a handshake and greeting practice; that practice runs in Lesson 3.13 and again in Unit 7, not here.]</w:t>
-      </w:r>
     </w:p>
     <w:p>
       <w:pPr>
@@ -1844,7 +1835,7 @@
         <w:pStyle w:val="Compact"/>
       </w:pPr>
       <w:r>
-        <w:t xml:space="preserve">Sal’s own materials: the</w:t>
+        <w:t xml:space="preserve">My own materials: the</w:t>
       </w:r>
       <w:r>
         <w:t xml:space="preserve"> </w:t>
@@ -1862,7 +1853,7 @@
         <w:t xml:space="preserve"> </w:t>
       </w:r>
       <w:r>
-        <w:t xml:space="preserve">packet (Brentwood, Unit 5 Personal Branding, April 2026) supplies the filtered-life framing, the highlight reel vs real life contrast, and the</w:t>
+        <w:t xml:space="preserve">packet (from my personal branding packets) supplies the filtered-life framing, the highlight reel vs real life contrast, and the</w:t>
       </w:r>
       <w:r>
         <w:t xml:space="preserve"> </w:t>
@@ -1993,21 +1984,6 @@
       </w:pPr>
       <w:r>
         <w:t xml:space="preserve">The private side of the closure card stays with the student. Say it twice. If you forget, someone will hand it in, and you will have a problem to solve.</w:t>
-      </w:r>
-    </w:p>
-    <w:p>
-      <w:pPr>
-        <w:numPr>
-          <w:ilvl w:val="0"/>
-          <w:numId w:val="1008"/>
-        </w:numPr>
-        <w:pStyle w:val="Compact"/>
-      </w:pPr>
-      <w:r>
-        <w:rPr>
-          <w:rStyle w:val="TeacherNote"/>
-        </w:rPr>
-        <w:t xml:space="preserve">[Sal: your Zoe story from the Brentwood packet is a good two-minute read-aloud before Step 2 if the class is slow to see the cost of a two-self life. The version in the slides is a new fictional character; use yours if you prefer it.]</w:t>
       </w:r>
     </w:p>
     <w:sectPr>
